--- a/electricity-magnetism-revision/electricity-magnetism-practice-questions.docx
+++ b/electricity-magnetism-revision/electricity-magnetism-practice-questions.docx
@@ -15,7 +15,7 @@
         <w:pStyle w:val="Subtitle"/>
       </w:pPr>
       <w:r>
-        <w:t>Original exam style questions   •   60 marks   •   Suggested time 70 minutes</w:t>
+        <w:t>Exam style questions   •   60 marks   •   Suggested time 70 minutes</w:t>
       </w:r>
     </w:p>
     <w:p>
@@ -30,7 +30,9 @@
     </w:p>
     <w:p>
       <w:r>
-        <w:t>Useful equations:   V = IR      P = VI      total series resistance = R₁ + R₂ + ...</w:t>
+        <w:t>Useful equations: V = I × R    I = V ÷ R    R = V ÷ I    P = V × I    B = KI ÷ d</w:t>
+        <w:br/>
+        <w:t>Total series resistance = R₁ + R₂    K = 2.0 × 10⁻⁷ T m/A</w:t>
       </w:r>
     </w:p>
     <w:p>
@@ -54,16 +56,13 @@
         <w:rPr>
           <w:b/>
         </w:rPr>
-        <w:t xml:space="preserve">(a)  </w:t>
-      </w:r>
-      <w:r>
-        <w:t>Describe the transfer of electrons between the cloth and rod, and state the charge left on the cloth.</w:t>
+        <w:t>(a)</w:t>
       </w:r>
       <w:r>
         <w:rPr>
-          <w:b/>
+          <w:b w:val="0"/>
         </w:rPr>
-        <w:t xml:space="preserve">   [2]</w:t>
+        <w:t xml:space="preserve">  Describe the transfer of electrons between the cloth and rod, and state the charge left on the cloth.   [2]</w:t>
       </w:r>
     </w:p>
     <w:p>
@@ -98,16 +97,13 @@
         <w:rPr>
           <w:b/>
         </w:rPr>
-        <w:t xml:space="preserve">(b)  </w:t>
-      </w:r>
-      <w:r>
-        <w:t>Explain why the charged rod attracts a neutral paper piece.</w:t>
+        <w:t>(b)</w:t>
       </w:r>
       <w:r>
         <w:rPr>
-          <w:b/>
+          <w:b w:val="0"/>
         </w:rPr>
-        <w:t xml:space="preserve">   [3]</w:t>
+        <w:t xml:space="preserve">  Explain why the charged rod attracts a neutral paper piece.   [3]</w:t>
       </w:r>
     </w:p>
     <w:p>
@@ -154,16 +150,13 @@
         <w:rPr>
           <w:b/>
         </w:rPr>
-        <w:t xml:space="preserve">(c)  </w:t>
-      </w:r>
-      <w:r>
-        <w:t>Explain how a charged cloud can cause a lightning discharge to the ground.</w:t>
+        <w:t>(c)</w:t>
       </w:r>
       <w:r>
         <w:rPr>
-          <w:b/>
+          <w:b w:val="0"/>
         </w:rPr>
-        <w:t xml:space="preserve">   [3]</w:t>
+        <w:t xml:space="preserve">  Explain how a charged cloud can cause a lightning discharge to the ground.   [3]</w:t>
       </w:r>
     </w:p>
     <w:p>
@@ -356,16 +349,13 @@
         <w:rPr>
           <w:b/>
         </w:rPr>
-        <w:t xml:space="preserve">(a)  </w:t>
-      </w:r>
-      <w:r>
-        <w:t>Identify meters X and Y. Explain why each is connected in its shown position.</w:t>
+        <w:t>(a)</w:t>
       </w:r>
       <w:r>
         <w:rPr>
-          <w:b/>
+          <w:b w:val="0"/>
         </w:rPr>
-        <w:t xml:space="preserve">   [4]</w:t>
+        <w:t xml:space="preserve">  Identify meters X and Y. Explain why each is connected in its shown position.   [4]</w:t>
       </w:r>
     </w:p>
     <w:p>
@@ -412,16 +402,13 @@
         <w:rPr>
           <w:b/>
         </w:rPr>
-        <w:t xml:space="preserve">(b)  </w:t>
-      </w:r>
-      <w:r>
-        <w:t>X reads 0.30 A. Calculate the resistance of lamp L at this operating point. Show your equation, substitution and answer with a unit.</w:t>
+        <w:t>(b)</w:t>
       </w:r>
       <w:r>
         <w:rPr>
-          <w:b/>
+          <w:b w:val="0"/>
         </w:rPr>
-        <w:t xml:space="preserve">   [3]</w:t>
+        <w:t xml:space="preserve">  X reads 0.30 A. Calculate the resistance of lamp L at this operating point. Show your equation, substitution and answer with a unit.   [3]</w:t>
       </w:r>
     </w:p>
     <w:p>
@@ -468,16 +455,13 @@
         <w:rPr>
           <w:b/>
         </w:rPr>
-        <w:t xml:space="preserve">(c)  </w:t>
-      </w:r>
-      <w:r>
-        <w:t>Calculate the power transferred by the lamp.</w:t>
+        <w:t>(c)</w:t>
       </w:r>
       <w:r>
         <w:rPr>
-          <w:b/>
+          <w:b w:val="0"/>
         </w:rPr>
-        <w:t xml:space="preserve">   [2]</w:t>
+        <w:t xml:space="preserve">  Calculate the power transferred by the lamp.   [2]</w:t>
       </w:r>
     </w:p>
     <w:p>
@@ -512,16 +496,13 @@
         <w:rPr>
           <w:b/>
         </w:rPr>
-        <w:t xml:space="preserve">(d)  </w:t>
-      </w:r>
-      <w:r>
-        <w:t>State what a potential difference of 9 V means for each coulomb of charge passing through the lamp.</w:t>
+        <w:t>(d)</w:t>
       </w:r>
       <w:r>
         <w:rPr>
-          <w:b/>
+          <w:b w:val="0"/>
         </w:rPr>
-        <w:t xml:space="preserve">   [1]</w:t>
+        <w:t xml:space="preserve">  State the unit used for electrical power.   [1]</w:t>
       </w:r>
     </w:p>
     <w:p>
@@ -667,16 +648,13 @@
         <w:rPr>
           <w:b/>
         </w:rPr>
-        <w:t xml:space="preserve">(a)  </w:t>
-      </w:r>
-      <w:r>
-        <w:t>Calculate the total circuit resistance.</w:t>
+        <w:t>(a)</w:t>
       </w:r>
       <w:r>
         <w:rPr>
-          <w:b/>
+          <w:b w:val="0"/>
         </w:rPr>
-        <w:t xml:space="preserve">   [2]</w:t>
+        <w:t xml:space="preserve">  Calculate the total circuit resistance.   [2]</w:t>
       </w:r>
     </w:p>
     <w:p>
@@ -711,16 +689,13 @@
         <w:rPr>
           <w:b/>
         </w:rPr>
-        <w:t xml:space="preserve">(b)  </w:t>
-      </w:r>
-      <w:r>
-        <w:t>Calculate the current through lamp A.</w:t>
+        <w:t>(b)</w:t>
       </w:r>
       <w:r>
         <w:rPr>
-          <w:b/>
+          <w:b w:val="0"/>
         </w:rPr>
-        <w:t xml:space="preserve">   [2]</w:t>
+        <w:t xml:space="preserve">  Calculate the current through lamp A.   [2]</w:t>
       </w:r>
     </w:p>
     <w:p>
@@ -755,16 +730,13 @@
         <w:rPr>
           <w:b/>
         </w:rPr>
-        <w:t xml:space="preserve">(c)  </w:t>
-      </w:r>
-      <w:r>
-        <w:t>Calculate the potential difference across lamp B.</w:t>
+        <w:t>(c)</w:t>
       </w:r>
       <w:r>
         <w:rPr>
-          <w:b/>
+          <w:b w:val="0"/>
         </w:rPr>
-        <w:t xml:space="preserve">   [2]</w:t>
+        <w:t xml:space="preserve">  Calculate the potential difference across lamp B.   [2]</w:t>
       </w:r>
     </w:p>
     <w:p>
@@ -799,16 +771,13 @@
         <w:rPr>
           <w:b/>
         </w:rPr>
-        <w:t xml:space="preserve">(d)  </w:t>
-      </w:r>
-      <w:r>
-        <w:t>State the potential difference across lamp A.</w:t>
+        <w:t>(d)</w:t>
       </w:r>
       <w:r>
         <w:rPr>
-          <w:b/>
+          <w:b w:val="0"/>
         </w:rPr>
-        <w:t xml:space="preserve">   [1]</w:t>
+        <w:t xml:space="preserve">  State the potential difference across lamp A.   [1]</w:t>
       </w:r>
     </w:p>
     <w:p>
@@ -831,16 +800,13 @@
         <w:rPr>
           <w:b/>
         </w:rPr>
-        <w:t xml:space="preserve">(e)  </w:t>
-      </w:r>
-      <w:r>
-        <w:t>Another lamp is added in series. Explain what happens to the total resistance, current and brightness of the original lamps.</w:t>
+        <w:t>(e)</w:t>
       </w:r>
       <w:r>
         <w:rPr>
-          <w:b/>
+          <w:b w:val="0"/>
         </w:rPr>
-        <w:t xml:space="preserve">   [3]</w:t>
+        <w:t xml:space="preserve">  Another lamp is added in series. Explain what happens to the total resistance, current and brightness of the original lamps.   [3]</w:t>
       </w:r>
     </w:p>
     <w:p>
@@ -945,16 +911,13 @@
         <w:rPr>
           <w:b/>
         </w:rPr>
-        <w:t xml:space="preserve">(a)  </w:t>
-      </w:r>
-      <w:r>
-        <w:t>State the potential difference across each lamp.</w:t>
+        <w:t>(a)</w:t>
       </w:r>
       <w:r>
         <w:rPr>
-          <w:b/>
+          <w:b w:val="0"/>
         </w:rPr>
-        <w:t xml:space="preserve">   [2]</w:t>
+        <w:t xml:space="preserve">  State the potential difference across each lamp.   [2]</w:t>
       </w:r>
     </w:p>
     <w:p>
@@ -989,16 +952,13 @@
         <w:rPr>
           <w:b/>
         </w:rPr>
-        <w:t xml:space="preserve">(b)  </w:t>
-      </w:r>
-      <w:r>
-        <w:t>Calculate the current through lamp A.</w:t>
+        <w:t>(b)</w:t>
       </w:r>
       <w:r>
         <w:rPr>
-          <w:b/>
+          <w:b w:val="0"/>
         </w:rPr>
-        <w:t xml:space="preserve">   [2]</w:t>
+        <w:t xml:space="preserve">  Calculate the current through lamp A.   [2]</w:t>
       </w:r>
     </w:p>
     <w:p>
@@ -1033,16 +993,13 @@
         <w:rPr>
           <w:b/>
         </w:rPr>
-        <w:t xml:space="preserve">(c)  </w:t>
-      </w:r>
-      <w:r>
-        <w:t>Calculate the current through lamp B.</w:t>
+        <w:t>(c)</w:t>
       </w:r>
       <w:r>
         <w:rPr>
-          <w:b/>
+          <w:b w:val="0"/>
         </w:rPr>
-        <w:t xml:space="preserve">   [2]</w:t>
+        <w:t xml:space="preserve">  Calculate the current through lamp B.   [2]</w:t>
       </w:r>
     </w:p>
     <w:p>
@@ -1077,16 +1034,13 @@
         <w:rPr>
           <w:b/>
         </w:rPr>
-        <w:t xml:space="preserve">(d)  </w:t>
-      </w:r>
-      <w:r>
-        <w:t>Calculate the total current supplied by the battery.</w:t>
+        <w:t>(d)</w:t>
       </w:r>
       <w:r>
         <w:rPr>
-          <w:b/>
+          <w:b w:val="0"/>
         </w:rPr>
-        <w:t xml:space="preserve">   [1]</w:t>
+        <w:t xml:space="preserve">  Calculate the total current supplied by the battery.   [1]</w:t>
       </w:r>
     </w:p>
     <w:p>
@@ -1109,16 +1063,13 @@
         <w:rPr>
           <w:b/>
         </w:rPr>
-        <w:t xml:space="preserve">(e)  </w:t>
-      </w:r>
-      <w:r>
-        <w:t>Calculate the power transferred by lamp B.</w:t>
+        <w:t>(e)</w:t>
       </w:r>
       <w:r>
         <w:rPr>
-          <w:b/>
+          <w:b w:val="0"/>
         </w:rPr>
-        <w:t xml:space="preserve">   [2]</w:t>
+        <w:t xml:space="preserve">  Calculate the power transferred by lamp B.   [2]</w:t>
       </w:r>
     </w:p>
     <w:p>
@@ -1153,16 +1104,13 @@
         <w:rPr>
           <w:b/>
         </w:rPr>
-        <w:t xml:space="preserve">(f)  </w:t>
-      </w:r>
-      <w:r>
-        <w:t>Switch S is opened. State the new current supplied by the battery.</w:t>
+        <w:t>(f)</w:t>
       </w:r>
       <w:r>
         <w:rPr>
-          <w:b/>
+          <w:b w:val="0"/>
         </w:rPr>
-        <w:t xml:space="preserve">   [1]</w:t>
+        <w:t xml:space="preserve">  Switch S is opened. State the new current supplied by the battery.   [1]</w:t>
       </w:r>
     </w:p>
     <w:p>
@@ -1187,12 +1135,12 @@
         <w:pStyle w:val="Heading1"/>
       </w:pPr>
       <w:r>
-        <w:t>Question 5  A mixed circuit                                      [10 marks]</w:t>
+        <w:t>Question 5  Magnetic field calculations                                      [10 marks]</w:t>
       </w:r>
     </w:p>
     <w:p>
       <w:r>
-        <w:t>A student models a low-voltage greenhouse heater using two 8 Ω heating elements. The circuit figure shows a 2 Ω resistor in series with the two parallel elements. The supply is 12 V and the ammeter reads 2.0 A. Assume ideal components.</w:t>
+        <w:t>A long straight wire carries a current. The magnetic field strength B at a distance d from its centre is B = KI ÷ d. Use K = 2.0 × 10⁻⁷ T m/A and distances in metres.</w:t>
       </w:r>
     </w:p>
     <w:p>
@@ -1203,8 +1151,8 @@
       <w:r>
         <w:drawing>
           <wp:inline xmlns:a="http://schemas.openxmlformats.org/drawingml/2006/main" xmlns:pic="http://schemas.openxmlformats.org/drawingml/2006/picture">
-            <wp:extent cx="5112000" cy="1850683"/>
-            <wp:docPr id="6" name="Picture 6"/>
+            <wp:extent cx="6126480" cy="2232095"/>
+            <wp:docPr id="9" name="Picture 9"/>
             <wp:cNvGraphicFramePr>
               <a:graphicFrameLocks noChangeAspect="1"/>
             </wp:cNvGraphicFramePr>
@@ -1212,11 +1160,11 @@
               <a:graphicData uri="http://schemas.openxmlformats.org/drawingml/2006/picture">
                 <pic:pic>
                   <pic:nvPicPr>
-                    <pic:cNvPr id="0" name="mixed.png"/>
+                    <pic:cNvPr id="0" name="wire.png"/>
                     <pic:cNvPicPr/>
                   </pic:nvPicPr>
                   <pic:blipFill>
-                    <a:blip r:embed="rId15"/>
+                    <a:blip r:embed="rId18"/>
                     <a:stretch>
                       <a:fillRect/>
                     </a:stretch>
@@ -1224,7 +1172,7 @@
                   <pic:spPr>
                     <a:xfrm>
                       <a:off x="0" y="0"/>
-                      <a:ext cx="5112000" cy="1850683"/>
+                      <a:ext cx="6126480" cy="2232095"/>
                     </a:xfrm>
                     <a:prstGeom prst="rect"/>
                   </pic:spPr>
@@ -1243,16 +1191,13 @@
         <w:rPr>
           <w:b/>
         </w:rPr>
-        <w:t xml:space="preserve">(a)  </w:t>
-      </w:r>
-      <w:r>
-        <w:t>Calculate the potential difference across the 2 Ω resistor.</w:t>
+        <w:t>(a)</w:t>
       </w:r>
       <w:r>
         <w:rPr>
-          <w:b/>
+          <w:b w:val="0"/>
         </w:rPr>
-        <w:t xml:space="preserve">   [2]</w:t>
+        <w:t xml:space="preserve">  The current is 4.0 A. Calculate B at 5.0 cm from the wire. Show the distance conversion and your working.   [3]</w:t>
       </w:r>
     </w:p>
     <w:p>
@@ -1287,16 +1232,13 @@
         <w:rPr>
           <w:b/>
         </w:rPr>
-        <w:t xml:space="preserve">(b)  </w:t>
-      </w:r>
-      <w:r>
-        <w:t>Calculate the potential difference across the parallel branches.</w:t>
+        <w:t>(b)</w:t>
       </w:r>
       <w:r>
         <w:rPr>
-          <w:b/>
+          <w:b w:val="0"/>
         </w:rPr>
-        <w:t xml:space="preserve">   [2]</w:t>
+        <w:t xml:space="preserve">  At d = 0.020 m, B = 3.0 × 10⁻⁵ T. Calculate the current using I = Bd ÷ K.   [2]</w:t>
       </w:r>
     </w:p>
     <w:p>
@@ -1331,16 +1273,13 @@
         <w:rPr>
           <w:b/>
         </w:rPr>
-        <w:t xml:space="preserve">(c)  </w:t>
-      </w:r>
-      <w:r>
-        <w:t>Calculate the current in each 8 Ω branch.</w:t>
+        <w:t>(c)</w:t>
       </w:r>
       <w:r>
         <w:rPr>
-          <w:b/>
+          <w:b w:val="0"/>
         </w:rPr>
-        <w:t xml:space="preserve">   [2]</w:t>
+        <w:t xml:space="preserve">  A wire carries 5.0 A. Calculate the distance at which B = 2.0 × 10⁻⁵ T. Use d = KI ÷ B.   [2]</w:t>
       </w:r>
     </w:p>
     <w:p>
@@ -1375,16 +1314,13 @@
         <w:rPr>
           <w:b/>
         </w:rPr>
-        <w:t xml:space="preserve">(d)  </w:t>
-      </w:r>
-      <w:r>
-        <w:t>Show that your answers obey both the junction rule for current and the loop rule for potential difference.</w:t>
+        <w:t>(d)</w:t>
       </w:r>
       <w:r>
         <w:rPr>
-          <w:b/>
+          <w:b w:val="0"/>
         </w:rPr>
-        <w:t xml:space="preserve">   [2]</w:t>
+        <w:t xml:space="preserve">  State what happens to B if only the current doubles. Then state what happens to B if only the distance doubles.   [2]</w:t>
       </w:r>
     </w:p>
     <w:p>
@@ -1419,16 +1355,13 @@
         <w:rPr>
           <w:b/>
         </w:rPr>
-        <w:t xml:space="preserve">(e)  </w:t>
-      </w:r>
-      <w:r>
-        <w:t>One 8 Ω branch breaks. Calculate the new total circuit resistance and battery current.</w:t>
+        <w:t>(e)</w:t>
       </w:r>
       <w:r>
         <w:rPr>
-          <w:b/>
+          <w:b w:val="0"/>
         </w:rPr>
-        <w:t xml:space="preserve">   [2]</w:t>
+        <w:t xml:space="preserve">  State the unit used for magnetic field strength B.   [1]</w:t>
       </w:r>
     </w:p>
     <w:p>
@@ -1482,7 +1415,7 @@
     </w:p>
     <w:p>
       <w:r>
-        <w:t>The photograph shows wire wound around an iron core to make an electromagnet. A school model uses a similar coil with a soft iron core to attract an iron armature connected to a spring-loaded door latch. The field-line figure below shows a separate bar magnet near an unmagnetised nail and a wire viewed end-on; the dot means conventional current comes out of the page.</w:t>
+        <w:t>The photograph shows wire wound around an iron core to make an electromagnet. A school model uses a similar coil with a soft iron core to attract an iron armature connected to a spring-loaded door latch. The figure below shows a separate bar magnet near an unmagnetised iron nail.</w:t>
       </w:r>
     </w:p>
     <w:p>
@@ -1546,8 +1479,8 @@
       <w:r>
         <w:drawing>
           <wp:inline xmlns:a="http://schemas.openxmlformats.org/drawingml/2006/main" xmlns:pic="http://schemas.openxmlformats.org/drawingml/2006/picture">
-            <wp:extent cx="5112000" cy="1850683"/>
-            <wp:docPr id="8" name="Picture 8"/>
+            <wp:extent cx="5303520" cy="1932261"/>
+            <wp:docPr id="10" name="Picture 10"/>
             <wp:cNvGraphicFramePr>
               <a:graphicFrameLocks noChangeAspect="1"/>
             </wp:cNvGraphicFramePr>
@@ -1559,7 +1492,7 @@
                     <pic:cNvPicPr/>
                   </pic:nvPicPr>
                   <pic:blipFill>
-                    <a:blip r:embed="rId17"/>
+                    <a:blip r:embed="rId19"/>
                     <a:stretch>
                       <a:fillRect/>
                     </a:stretch>
@@ -1567,7 +1500,7 @@
                   <pic:spPr>
                     <a:xfrm>
                       <a:off x="0" y="0"/>
-                      <a:ext cx="5112000" cy="1850683"/>
+                      <a:ext cx="5303520" cy="1932261"/>
                     </a:xfrm>
                     <a:prstGeom prst="rect"/>
                   </pic:spPr>
@@ -1586,16 +1519,13 @@
         <w:rPr>
           <w:b/>
         </w:rPr>
-        <w:t xml:space="preserve">(a)  </w:t>
-      </w:r>
-      <w:r>
-        <w:t>State the pole induced at the end of the nail nearest the magnet and explain why the nail is attracted.</w:t>
+        <w:t>(a)</w:t>
       </w:r>
       <w:r>
         <w:rPr>
-          <w:b/>
+          <w:b w:val="0"/>
         </w:rPr>
-        <w:t xml:space="preserve">   [2]</w:t>
+        <w:t xml:space="preserve">  State the pole induced at the end of the nail nearest the magnet and explain why the nail is attracted.   [2]</w:t>
       </w:r>
     </w:p>
     <w:p>
@@ -1618,16 +1548,13 @@
         <w:rPr>
           <w:b/>
         </w:rPr>
-        <w:t xml:space="preserve">(b)  </w:t>
-      </w:r>
-      <w:r>
-        <w:t>On the diagram, draw two external magnetic field lines around the bar magnet, including their direction arrows.</w:t>
+        <w:t>(b)</w:t>
       </w:r>
       <w:r>
         <w:rPr>
-          <w:b/>
+          <w:b w:val="0"/>
         </w:rPr>
-        <w:t xml:space="preserve">   [2]</w:t>
+        <w:t xml:space="preserve">  On the diagram, draw two external magnetic field lines around the bar magnet, including their direction arrows.   [2]</w:t>
       </w:r>
     </w:p>
     <w:p>
@@ -1638,16 +1565,16 @@
         <w:rPr>
           <w:b/>
         </w:rPr>
-        <w:t xml:space="preserve">(c)  </w:t>
-      </w:r>
-      <w:r>
-        <w:t>On the diagram, draw one circular magnetic field line around the wire, with a direction arrow.</w:t>
+        <w:t>(c)</w:t>
       </w:r>
       <w:r>
         <w:rPr>
-          <w:b/>
+          <w:b w:val="0"/>
         </w:rPr>
-        <w:t xml:space="preserve">   [1]</w:t>
+        <w:t xml:space="preserve">  Describe the shape of the magnetic field lines around a straight wire carrying a current.   [1]</w:t>
+      </w:r>
+      <w:r>
+        <w:t xml:space="preserve">  Answer: __________________________</w:t>
       </w:r>
     </w:p>
     <w:p>
@@ -1658,16 +1585,16 @@
         <w:rPr>
           <w:b/>
         </w:rPr>
-        <w:t xml:space="preserve">(d)  </w:t>
-      </w:r>
-      <w:r>
-        <w:t>Viewed from one end of a solenoid, current flows anticlockwise. State which magnetic pole this end becomes.  Answer: __________</w:t>
+        <w:t>(d)</w:t>
       </w:r>
       <w:r>
         <w:rPr>
-          <w:b/>
+          <w:b w:val="0"/>
         </w:rPr>
-        <w:t xml:space="preserve">   [1]</w:t>
+        <w:t xml:space="preserve">  State one feature of the field lines inside a long solenoid that shows the field is approximately uniform.   [1]</w:t>
+      </w:r>
+      <w:r>
+        <w:t xml:space="preserve">  Answer: __________________________</w:t>
       </w:r>
     </w:p>
     <w:p>
@@ -1678,40 +1605,13 @@
         <w:rPr>
           <w:b/>
         </w:rPr>
-        <w:t xml:space="preserve">(e)  </w:t>
-      </w:r>
-      <w:r>
-        <w:t>Explain how closing and opening a switch moves the armature and operates the latch. Include the role of a soft iron core and two changes that would make the electromagnet stronger.</w:t>
+        <w:t>(e)</w:t>
       </w:r>
       <w:r>
         <w:rPr>
-          <w:b/>
+          <w:b w:val="0"/>
         </w:rPr>
-        <w:t xml:space="preserve">   [6]</w:t>
-      </w:r>
-    </w:p>
-    <w:p>
-      <w:pPr>
-        <w:spacing w:after="80"/>
-      </w:pPr>
-      <w:r>
-        <w:rPr>
-          <w:color w:val="C4CCD2"/>
-          <w:sz w:val="16"/>
-        </w:rPr>
-        <w:t>_____________________________________________________________________________________________</w:t>
-      </w:r>
-    </w:p>
-    <w:p>
-      <w:pPr>
-        <w:spacing w:after="80"/>
-      </w:pPr>
-      <w:r>
-        <w:rPr>
-          <w:color w:val="C4CCD2"/>
-          <w:sz w:val="16"/>
-        </w:rPr>
-        <w:t>_____________________________________________________________________________________________</w:t>
+        <w:t xml:space="preserve">  Explain how closing and opening a switch moves the armature and operates the latch. Include the role of a soft iron core and two changes that would make the electromagnet stronger.   [6]</w:t>
       </w:r>
     </w:p>
     <w:p>
